--- a/assets/deepak/day2/day2-1_normalization_scaling.docx
+++ b/assets/deepak/day2/day2-1_normalization_scaling.docx
@@ -25,13 +25,14 @@
           <w:left w:w="144" w:type="dxa"/>
           <w:right w:w="144" w:type="dxa"/>
         </w:tblCellMar>
-        <w:tblLook w:val="0000" w:firstRow="0" w:lastRow="0" w:firstColumn="0" w:lastColumn="0" w:noHBand="0" w:noVBand="0"/>
+        <w:tblLook w:val="0020" w:firstRow="1" w:lastRow="0" w:firstColumn="0" w:lastColumn="0" w:noHBand="0" w:noVBand="0"/>
       </w:tblPr>
       <w:tblGrid>
-        <w:gridCol w:w="9648"/>
+        <w:gridCol w:w="9325"/>
       </w:tblGrid>
       <w:tr>
         <w:trPr>
+          <w:cnfStyle w:val="100000000000" w:firstRow="1" w:lastRow="0" w:firstColumn="0" w:lastColumn="0" w:oddVBand="0" w:evenVBand="0" w:oddHBand="0" w:evenHBand="0" w:firstRowFirstColumn="0" w:firstRowLastColumn="0" w:lastRowFirstColumn="0" w:lastRowLastColumn="0"/>
           <w:cantSplit/>
         </w:trPr>
         <w:tc>
@@ -49,52 +50,6 @@
               <w:spacing w:before="0" w:after="0"/>
               <w:textAlignment w:val="center"/>
             </w:pPr>
-            <w:r>
-              <w:rPr>
-                <w:noProof/>
-              </w:rPr>
-              <w:drawing>
-                <wp:inline distT="0" distB="0" distL="0" distR="0" wp14:anchorId="3B9BD849" wp14:editId="64C54966">
-                  <wp:extent cx="152400" cy="152400"/>
-                  <wp:effectExtent l="0" t="0" r="0" b="0"/>
-                  <wp:docPr id="21" name="Picture"/>
-                  <wp:cNvGraphicFramePr/>
-                  <a:graphic xmlns:a="http://schemas.openxmlformats.org/drawingml/2006/main">
-                    <a:graphicData uri="http://schemas.openxmlformats.org/drawingml/2006/picture">
-                      <pic:pic xmlns:pic="http://schemas.openxmlformats.org/drawingml/2006/picture">
-                        <pic:nvPicPr>
-                          <pic:cNvPr id="22" name="Picture" descr="/Applications/RStudio.app/Contents/Resources/app/quarto/share/formats/docx/note.png"/>
-                          <pic:cNvPicPr>
-                            <a:picLocks noChangeAspect="1" noChangeArrowheads="1"/>
-                          </pic:cNvPicPr>
-                        </pic:nvPicPr>
-                        <pic:blipFill>
-                          <a:blip r:embed="rId5"/>
-                          <a:stretch>
-                            <a:fillRect/>
-                          </a:stretch>
-                        </pic:blipFill>
-                        <pic:spPr bwMode="auto">
-                          <a:xfrm>
-                            <a:off x="0" y="0"/>
-                            <a:ext cx="152400" cy="152400"/>
-                          </a:xfrm>
-                          <a:prstGeom prst="rect">
-                            <a:avLst/>
-                          </a:prstGeom>
-                          <a:noFill/>
-                          <a:ln w="9525">
-                            <a:noFill/>
-                            <a:headEnd/>
-                            <a:tailEnd/>
-                          </a:ln>
-                        </pic:spPr>
-                      </pic:pic>
-                    </a:graphicData>
-                  </a:graphic>
-                </wp:inline>
-              </w:drawing>
-            </w:r>
             <w:r>
               <w:t xml:space="preserve">  Learning outcomes</w:t>
             </w:r>
@@ -191,7 +146,7 @@
       <w:pPr>
         <w:pStyle w:val="FirstParagraph"/>
       </w:pPr>
-      <w:hyperlink r:id="rId6">
+      <w:hyperlink r:id="rId5">
         <w:r>
           <w:rPr>
             <w:rStyle w:val="Hyperlink"/>
@@ -208,7 +163,7 @@
           <w:numId w:val="3"/>
         </w:numPr>
       </w:pPr>
-      <w:hyperlink r:id="rId7">
+      <w:hyperlink r:id="rId6">
         <w:r>
           <w:rPr>
             <w:rStyle w:val="Hyperlink"/>
@@ -238,8 +193,10 @@
     <w:p>
       <w:pPr>
         <w:pStyle w:val="SourceCode"/>
-      </w:pPr>
-      <w:proofErr w:type="gramStart"/>
+        <w:rPr>
+          <w:rStyle w:val="NormalTok"/>
+        </w:rPr>
+      </w:pPr>
       <w:r>
         <w:rPr>
           <w:rStyle w:val="FunctionTok"/>
@@ -250,14 +207,122 @@
         <w:rPr>
           <w:rStyle w:val="NormalTok"/>
         </w:rPr>
+        <w:t>(Seurat)</w:t>
+      </w:r>
+      <w:r>
+        <w:br/>
+      </w:r>
+      <w:r>
+        <w:rPr>
+          <w:rStyle w:val="NormalTok"/>
+        </w:rPr>
+        <w:t xml:space="preserve">seu </w:t>
+      </w:r>
+      <w:r>
+        <w:rPr>
+          <w:rStyle w:val="OtherTok"/>
+        </w:rPr>
+        <w:t>&lt;-</w:t>
+      </w:r>
+      <w:r>
+        <w:rPr>
+          <w:rStyle w:val="NormalTok"/>
+        </w:rPr>
+        <w:t xml:space="preserve"> </w:t>
+      </w:r>
+      <w:r>
+        <w:rPr>
+          <w:rStyle w:val="FunctionTok"/>
+        </w:rPr>
+        <w:t>readRDS</w:t>
+      </w:r>
+      <w:r>
+        <w:rPr>
+          <w:rStyle w:val="NormalTok"/>
+        </w:rPr>
         <w:t>(</w:t>
       </w:r>
-      <w:proofErr w:type="gramEnd"/>
-      <w:r>
-        <w:rPr>
-          <w:rStyle w:val="NormalTok"/>
-        </w:rPr>
-        <w:t>Seurat)</w:t>
+      <w:r>
+        <w:rPr>
+          <w:rStyle w:val="StringTok"/>
+        </w:rPr>
+        <w:t>"day1/seu_day1-2.rds"</w:t>
+      </w:r>
+      <w:r>
+        <w:rPr>
+          <w:rStyle w:val="NormalTok"/>
+        </w:rPr>
+        <w:t>)</w:t>
+      </w:r>
+    </w:p>
+    <w:p>
+      <w:pPr>
+        <w:pStyle w:val="SourceCode"/>
+      </w:pPr>
+      <w:r>
+        <w:t>Code ends here</w:t>
+      </w:r>
+    </w:p>
+    <w:p>
+      <w:pPr>
+        <w:pStyle w:val="Heading3"/>
+      </w:pPr>
+      <w:bookmarkStart w:id="3" w:name="normalization"/>
+      <w:r>
+        <w:t>Normalization</w:t>
+      </w:r>
+    </w:p>
+    <w:p>
+      <w:pPr>
+        <w:pStyle w:val="FirstParagraph"/>
+      </w:pPr>
+      <w:r>
+        <w:t xml:space="preserve">After removing unwanted cells from the dataset, the next step is to normalize the data. By default, Seurat employs a global-scaling normalization method </w:t>
+      </w:r>
+      <w:r>
+        <w:rPr>
+          <w:rStyle w:val="VerbatimChar"/>
+        </w:rPr>
+        <w:t>"LogNormalize"</w:t>
+      </w:r>
+      <w:r>
+        <w:t xml:space="preserve"> that normalizes the feature expression measurements for each cell by the total expression, multiplies this by a scale factor (10,000 by default), and log-transforms the result. Normalized values are stored in the “RNA” assay (as item of the </w:t>
+      </w:r>
+      <w:r>
+        <w:rPr>
+          <w:rStyle w:val="VerbatimChar"/>
+        </w:rPr>
+        <w:t>@assay</w:t>
+      </w:r>
+      <w:r>
+        <w:t xml:space="preserve"> slot) of the seu object.</w:t>
+      </w:r>
+    </w:p>
+    <w:p>
+      <w:pPr>
+        <w:pStyle w:val="BodyText"/>
+      </w:pPr>
+      <w:r>
+        <w:t>This is how you can call the function (don’t run it yet! Read the exercise first):</w:t>
+      </w:r>
+    </w:p>
+    <w:p>
+      <w:pPr>
+        <w:pStyle w:val="BodyText"/>
+      </w:pPr>
+      <w:r>
+        <w:t>Code starts here:</w:t>
+      </w:r>
+    </w:p>
+    <w:p>
+      <w:pPr>
+        <w:pStyle w:val="SourceCode"/>
+      </w:pPr>
+      <w:r>
+        <w:rPr>
+          <w:rStyle w:val="CommentTok"/>
+        </w:rPr>
+        <w:t># Don't run it yet! Read the exercise first</w:t>
       </w:r>
       <w:r>
         <w:br/>
@@ -278,25 +343,85 @@
         <w:rPr>
           <w:rStyle w:val="NormalTok"/>
         </w:rPr>
+        <w:t xml:space="preserve"> Seurat</w:t>
+      </w:r>
+      <w:r>
+        <w:rPr>
+          <w:rStyle w:val="SpecialCharTok"/>
+        </w:rPr>
+        <w:t>::</w:t>
+      </w:r>
+      <w:r>
+        <w:rPr>
+          <w:rStyle w:val="FunctionTok"/>
+        </w:rPr>
+        <w:t>NormalizeData</w:t>
+      </w:r>
+      <w:r>
+        <w:rPr>
+          <w:rStyle w:val="NormalTok"/>
+        </w:rPr>
+        <w:t>(seu,</w:t>
+      </w:r>
+      <w:r>
+        <w:br/>
+      </w:r>
+      <w:r>
+        <w:rPr>
+          <w:rStyle w:val="NormalTok"/>
+        </w:rPr>
+        <w:t xml:space="preserve">                     </w:t>
+      </w:r>
+      <w:r>
+        <w:rPr>
+          <w:rStyle w:val="AttributeTok"/>
+        </w:rPr>
+        <w:t>normalization.method =</w:t>
+      </w:r>
+      <w:r>
+        <w:rPr>
+          <w:rStyle w:val="NormalTok"/>
+        </w:rPr>
         <w:t xml:space="preserve"> </w:t>
       </w:r>
       <w:r>
         <w:rPr>
-          <w:rStyle w:val="FunctionTok"/>
-        </w:rPr>
-        <w:t>readRDS</w:t>
-      </w:r>
-      <w:r>
-        <w:rPr>
-          <w:rStyle w:val="NormalTok"/>
-        </w:rPr>
-        <w:t>(</w:t>
-      </w:r>
-      <w:r>
-        <w:rPr>
           <w:rStyle w:val="StringTok"/>
         </w:rPr>
-        <w:t>"day1/seu_day1-2.rds"</w:t>
+        <w:t>"LogNormalize"</w:t>
+      </w:r>
+      <w:r>
+        <w:rPr>
+          <w:rStyle w:val="NormalTok"/>
+        </w:rPr>
+        <w:t>,</w:t>
+      </w:r>
+      <w:r>
+        <w:br/>
+      </w:r>
+      <w:r>
+        <w:rPr>
+          <w:rStyle w:val="NormalTok"/>
+        </w:rPr>
+        <w:t xml:space="preserve">                     </w:t>
+      </w:r>
+      <w:r>
+        <w:rPr>
+          <w:rStyle w:val="AttributeTok"/>
+        </w:rPr>
+        <w:t>scale.factor =</w:t>
+      </w:r>
+      <w:r>
+        <w:rPr>
+          <w:rStyle w:val="NormalTok"/>
+        </w:rPr>
+        <w:t xml:space="preserve"> </w:t>
+      </w:r>
+      <w:r>
+        <w:rPr>
+          <w:rStyle w:val="DecValTok"/>
+        </w:rPr>
+        <w:t>10000</w:t>
       </w:r>
       <w:r>
         <w:rPr>
@@ -307,53 +432,16 @@
     </w:p>
     <w:p>
       <w:pPr>
-        <w:pStyle w:val="Heading3"/>
-      </w:pPr>
-      <w:bookmarkStart w:id="3" w:name="normalization"/>
-      <w:r>
-        <w:t>Normalization</w:t>
-      </w:r>
-    </w:p>
-    <w:p>
-      <w:pPr>
-        <w:pStyle w:val="FirstParagraph"/>
-      </w:pPr>
-      <w:r>
-        <w:t xml:space="preserve">After removing unwanted cells from the dataset, the next step is to normalize the data. By default, Seurat employs a global-scaling normalization method </w:t>
-      </w:r>
-      <w:r>
+        <w:pStyle w:val="SourceCode"/>
         <w:rPr>
           <w:rStyle w:val="VerbatimChar"/>
         </w:rPr>
-        <w:t>"LogNormalize"</w:t>
-      </w:r>
-      <w:r>
-        <w:t xml:space="preserve"> that normalizes the feature expression measurements for each cell by the total expression, multiplies this by a scale factor (10,000 by default), and log-transforms the result. Normalized values are stored in the “RNA” assay (as item of the </w:t>
-      </w:r>
+      </w:pPr>
       <w:r>
         <w:rPr>
           <w:rStyle w:val="VerbatimChar"/>
         </w:rPr>
-        <w:t>@assay</w:t>
-      </w:r>
-      <w:r>
-        <w:t xml:space="preserve"> slot) of the seu object.</w:t>
-      </w:r>
-    </w:p>
-    <w:p>
-      <w:pPr>
-        <w:pStyle w:val="BodyText"/>
-      </w:pPr>
-      <w:r>
-        <w:t>This is how you can call the function (don’t run it yet! Read the exercise first):</w:t>
-      </w:r>
-    </w:p>
-    <w:p>
-      <w:pPr>
-        <w:pStyle w:val="BodyText"/>
-      </w:pPr>
-      <w:r>
-        <w:t>Code starts here:</w:t>
+        <w:t>Normalizing layer: counts</w:t>
       </w:r>
     </w:p>
     <w:p>
@@ -361,126 +449,7 @@
         <w:pStyle w:val="SourceCode"/>
       </w:pPr>
       <w:r>
-        <w:rPr>
-          <w:rStyle w:val="CommentTok"/>
-        </w:rPr>
-        <w:t># Don't run it yet! Read the exercise first</w:t>
-      </w:r>
-      <w:r>
-        <w:br/>
-      </w:r>
-      <w:r>
-        <w:rPr>
-          <w:rStyle w:val="NormalTok"/>
-        </w:rPr>
-        <w:t xml:space="preserve">seu </w:t>
-      </w:r>
-      <w:r>
-        <w:rPr>
-          <w:rStyle w:val="OtherTok"/>
-        </w:rPr>
-        <w:t>&lt;-</w:t>
-      </w:r>
-      <w:r>
-        <w:rPr>
-          <w:rStyle w:val="NormalTok"/>
-        </w:rPr>
-        <w:t xml:space="preserve"> Seurat</w:t>
-      </w:r>
-      <w:r>
-        <w:rPr>
-          <w:rStyle w:val="SpecialCharTok"/>
-        </w:rPr>
-        <w:t>::</w:t>
-      </w:r>
-      <w:r>
-        <w:rPr>
-          <w:rStyle w:val="FunctionTok"/>
-        </w:rPr>
-        <w:t>NormalizeData</w:t>
-      </w:r>
-      <w:r>
-        <w:rPr>
-          <w:rStyle w:val="NormalTok"/>
-        </w:rPr>
-        <w:t>(seu,</w:t>
-      </w:r>
-      <w:r>
-        <w:br/>
-      </w:r>
-      <w:r>
-        <w:rPr>
-          <w:rStyle w:val="NormalTok"/>
-        </w:rPr>
-        <w:t xml:space="preserve">                     </w:t>
-      </w:r>
-      <w:r>
-        <w:rPr>
-          <w:rStyle w:val="AttributeTok"/>
-        </w:rPr>
-        <w:t>normalization.method =</w:t>
-      </w:r>
-      <w:r>
-        <w:rPr>
-          <w:rStyle w:val="NormalTok"/>
-        </w:rPr>
-        <w:t xml:space="preserve"> </w:t>
-      </w:r>
-      <w:r>
-        <w:rPr>
-          <w:rStyle w:val="StringTok"/>
-        </w:rPr>
-        <w:t>"LogNormalize"</w:t>
-      </w:r>
-      <w:r>
-        <w:rPr>
-          <w:rStyle w:val="NormalTok"/>
-        </w:rPr>
-        <w:t>,</w:t>
-      </w:r>
-      <w:r>
-        <w:br/>
-      </w:r>
-      <w:r>
-        <w:rPr>
-          <w:rStyle w:val="NormalTok"/>
-        </w:rPr>
-        <w:t xml:space="preserve">                     </w:t>
-      </w:r>
-      <w:r>
-        <w:rPr>
-          <w:rStyle w:val="AttributeTok"/>
-        </w:rPr>
-        <w:t>scale.factor =</w:t>
-      </w:r>
-      <w:r>
-        <w:rPr>
-          <w:rStyle w:val="NormalTok"/>
-        </w:rPr>
-        <w:t xml:space="preserve"> </w:t>
-      </w:r>
-      <w:r>
-        <w:rPr>
-          <w:rStyle w:val="DecValTok"/>
-        </w:rPr>
-        <w:t>10000</w:t>
-      </w:r>
-      <w:r>
-        <w:rPr>
-          <w:rStyle w:val="NormalTok"/>
-        </w:rPr>
-        <w:t>)</w:t>
-      </w:r>
-    </w:p>
-    <w:p>
-      <w:pPr>
-        <w:pStyle w:val="SourceCode"/>
-      </w:pPr>
-      <w:r>
-        <w:rPr>
-          <w:rStyle w:val="VerbatimChar"/>
-        </w:rPr>
-        <w:t>Normalizing layer: counts</w:t>
+        <w:t>Code ends here</w:t>
       </w:r>
     </w:p>
     <w:tbl>
@@ -498,13 +467,14 @@
           <w:left w:w="144" w:type="dxa"/>
           <w:right w:w="144" w:type="dxa"/>
         </w:tblCellMar>
-        <w:tblLook w:val="0000" w:firstRow="0" w:lastRow="0" w:firstColumn="0" w:lastColumn="0" w:noHBand="0" w:noVBand="0"/>
+        <w:tblLook w:val="0020" w:firstRow="1" w:lastRow="0" w:firstColumn="0" w:lastColumn="0" w:noHBand="0" w:noVBand="0"/>
       </w:tblPr>
       <w:tblGrid>
-        <w:gridCol w:w="9648"/>
+        <w:gridCol w:w="9325"/>
       </w:tblGrid>
       <w:tr>
         <w:trPr>
+          <w:cnfStyle w:val="100000000000" w:firstRow="1" w:lastRow="0" w:firstColumn="0" w:lastColumn="0" w:oddVBand="0" w:evenVBand="0" w:oddHBand="0" w:evenHBand="0" w:firstRowFirstColumn="0" w:firstRowLastColumn="0" w:lastRowFirstColumn="0" w:lastRowLastColumn="0"/>
           <w:cantSplit/>
         </w:trPr>
         <w:tc>
@@ -523,52 +493,7 @@
               <w:textAlignment w:val="center"/>
             </w:pPr>
             <w:r>
-              <w:rPr>
-                <w:noProof/>
-              </w:rPr>
-              <w:drawing>
-                <wp:inline distT="0" distB="0" distL="0" distR="0" wp14:anchorId="7F9DC8EF" wp14:editId="633274D4">
-                  <wp:extent cx="152400" cy="152400"/>
-                  <wp:effectExtent l="0" t="0" r="0" b="0"/>
-                  <wp:docPr id="28" name="Picture"/>
-                  <wp:cNvGraphicFramePr/>
-                  <a:graphic xmlns:a="http://schemas.openxmlformats.org/drawingml/2006/main">
-                    <a:graphicData uri="http://schemas.openxmlformats.org/drawingml/2006/picture">
-                      <pic:pic xmlns:pic="http://schemas.openxmlformats.org/drawingml/2006/picture">
-                        <pic:nvPicPr>
-                          <pic:cNvPr id="29" name="Picture" descr="/Applications/RStudio.app/Contents/Resources/app/quarto/share/formats/docx/important.png"/>
-                          <pic:cNvPicPr>
-                            <a:picLocks noChangeAspect="1" noChangeArrowheads="1"/>
-                          </pic:cNvPicPr>
-                        </pic:nvPicPr>
-                        <pic:blipFill>
-                          <a:blip r:embed="rId8"/>
-                          <a:stretch>
-                            <a:fillRect/>
-                          </a:stretch>
-                        </pic:blipFill>
-                        <pic:spPr bwMode="auto">
-                          <a:xfrm>
-                            <a:off x="0" y="0"/>
-                            <a:ext cx="152400" cy="152400"/>
-                          </a:xfrm>
-                          <a:prstGeom prst="rect">
-                            <a:avLst/>
-                          </a:prstGeom>
-                          <a:noFill/>
-                          <a:ln w="9525">
-                            <a:noFill/>
-                            <a:headEnd/>
-                            <a:tailEnd/>
-                          </a:ln>
-                        </pic:spPr>
-                      </pic:pic>
-                    </a:graphicData>
-                  </a:graphic>
-                </wp:inline>
-              </w:drawing>
-            </w:r>
-            <w:r>
+              <w:lastRenderedPageBreak/>
               <w:t xml:space="preserve">  Exercise</w:t>
             </w:r>
           </w:p>
@@ -592,7 +517,6 @@
               <w:spacing w:before="16" w:after="16"/>
             </w:pPr>
             <w:r>
-              <w:lastRenderedPageBreak/>
               <w:t xml:space="preserve">Have a look at the assay data before and after running </w:t>
             </w:r>
             <w:r>
@@ -631,13 +555,14 @@
           <w:left w:w="144" w:type="dxa"/>
           <w:right w:w="144" w:type="dxa"/>
         </w:tblCellMar>
-        <w:tblLook w:val="0000" w:firstRow="0" w:lastRow="0" w:firstColumn="0" w:lastColumn="0" w:noHBand="0" w:noVBand="0"/>
+        <w:tblLook w:val="0020" w:firstRow="1" w:lastRow="0" w:firstColumn="0" w:lastColumn="0" w:noHBand="0" w:noVBand="0"/>
       </w:tblPr>
       <w:tblGrid>
-        <w:gridCol w:w="9648"/>
+        <w:gridCol w:w="9325"/>
       </w:tblGrid>
       <w:tr>
         <w:trPr>
+          <w:cnfStyle w:val="100000000000" w:firstRow="1" w:lastRow="0" w:firstColumn="0" w:lastColumn="0" w:oddVBand="0" w:evenVBand="0" w:oddHBand="0" w:evenHBand="0" w:firstRowFirstColumn="0" w:firstRowLastColumn="0" w:lastRowFirstColumn="0" w:lastRowLastColumn="0"/>
           <w:cantSplit/>
         </w:trPr>
         <w:tc>
@@ -655,52 +580,6 @@
               <w:spacing w:before="0" w:after="0"/>
               <w:textAlignment w:val="center"/>
             </w:pPr>
-            <w:r>
-              <w:rPr>
-                <w:noProof/>
-              </w:rPr>
-              <w:drawing>
-                <wp:inline distT="0" distB="0" distL="0" distR="0" wp14:anchorId="21B8DA89" wp14:editId="4BA4745D">
-                  <wp:extent cx="152400" cy="152400"/>
-                  <wp:effectExtent l="0" t="0" r="0" b="0"/>
-                  <wp:docPr id="31" name="Picture"/>
-                  <wp:cNvGraphicFramePr/>
-                  <a:graphic xmlns:a="http://schemas.openxmlformats.org/drawingml/2006/main">
-                    <a:graphicData uri="http://schemas.openxmlformats.org/drawingml/2006/picture">
-                      <pic:pic xmlns:pic="http://schemas.openxmlformats.org/drawingml/2006/picture">
-                        <pic:nvPicPr>
-                          <pic:cNvPr id="32" name="Picture" descr="/Applications/RStudio.app/Contents/Resources/app/quarto/share/formats/docx/tip.png"/>
-                          <pic:cNvPicPr>
-                            <a:picLocks noChangeAspect="1" noChangeArrowheads="1"/>
-                          </pic:cNvPicPr>
-                        </pic:nvPicPr>
-                        <pic:blipFill>
-                          <a:blip r:embed="rId9"/>
-                          <a:stretch>
-                            <a:fillRect/>
-                          </a:stretch>
-                        </pic:blipFill>
-                        <pic:spPr bwMode="auto">
-                          <a:xfrm>
-                            <a:off x="0" y="0"/>
-                            <a:ext cx="152400" cy="152400"/>
-                          </a:xfrm>
-                          <a:prstGeom prst="rect">
-                            <a:avLst/>
-                          </a:prstGeom>
-                          <a:noFill/>
-                          <a:ln w="9525">
-                            <a:noFill/>
-                            <a:headEnd/>
-                            <a:tailEnd/>
-                          </a:ln>
-                        </pic:spPr>
-                      </pic:pic>
-                    </a:graphicData>
-                  </a:graphic>
-                </wp:inline>
-              </w:drawing>
-            </w:r>
             <w:r>
               <w:t xml:space="preserve">  Tip</w:t>
             </w:r>
@@ -790,13 +669,14 @@
           <w:left w:w="144" w:type="dxa"/>
           <w:right w:w="144" w:type="dxa"/>
         </w:tblCellMar>
-        <w:tblLook w:val="0000" w:firstRow="0" w:lastRow="0" w:firstColumn="0" w:lastColumn="0" w:noHBand="0" w:noVBand="0"/>
+        <w:tblLook w:val="0020" w:firstRow="1" w:lastRow="0" w:firstColumn="0" w:lastColumn="0" w:noHBand="0" w:noVBand="0"/>
       </w:tblPr>
       <w:tblGrid>
-        <w:gridCol w:w="9648"/>
+        <w:gridCol w:w="9325"/>
       </w:tblGrid>
       <w:tr>
         <w:trPr>
+          <w:cnfStyle w:val="100000000000" w:firstRow="1" w:lastRow="0" w:firstColumn="0" w:lastColumn="0" w:oddVBand="0" w:evenVBand="0" w:oddHBand="0" w:evenHBand="0" w:firstRowFirstColumn="0" w:firstRowLastColumn="0" w:lastRowFirstColumn="0" w:lastRowLastColumn="0"/>
           <w:cantSplit/>
         </w:trPr>
         <w:tc>
@@ -814,52 +694,6 @@
               <w:spacing w:before="0" w:after="0"/>
               <w:textAlignment w:val="center"/>
             </w:pPr>
-            <w:r>
-              <w:rPr>
-                <w:noProof/>
-              </w:rPr>
-              <w:drawing>
-                <wp:inline distT="0" distB="0" distL="0" distR="0" wp14:anchorId="7F10EF45" wp14:editId="47B821F4">
-                  <wp:extent cx="152400" cy="152400"/>
-                  <wp:effectExtent l="0" t="0" r="0" b="0"/>
-                  <wp:docPr id="33" name="Picture"/>
-                  <wp:cNvGraphicFramePr/>
-                  <a:graphic xmlns:a="http://schemas.openxmlformats.org/drawingml/2006/main">
-                    <a:graphicData uri="http://schemas.openxmlformats.org/drawingml/2006/picture">
-                      <pic:pic xmlns:pic="http://schemas.openxmlformats.org/drawingml/2006/picture">
-                        <pic:nvPicPr>
-                          <pic:cNvPr id="34" name="Picture" descr="/Applications/RStudio.app/Contents/Resources/app/quarto/share/formats/docx/tip.png"/>
-                          <pic:cNvPicPr>
-                            <a:picLocks noChangeAspect="1" noChangeArrowheads="1"/>
-                          </pic:cNvPicPr>
-                        </pic:nvPicPr>
-                        <pic:blipFill>
-                          <a:blip r:embed="rId9"/>
-                          <a:stretch>
-                            <a:fillRect/>
-                          </a:stretch>
-                        </pic:blipFill>
-                        <pic:spPr bwMode="auto">
-                          <a:xfrm>
-                            <a:off x="0" y="0"/>
-                            <a:ext cx="152400" cy="152400"/>
-                          </a:xfrm>
-                          <a:prstGeom prst="rect">
-                            <a:avLst/>
-                          </a:prstGeom>
-                          <a:noFill/>
-                          <a:ln w="9525">
-                            <a:noFill/>
-                            <a:headEnd/>
-                            <a:tailEnd/>
-                          </a:ln>
-                        </pic:spPr>
-                      </pic:pic>
-                    </a:graphicData>
-                  </a:graphic>
-                </wp:inline>
-              </w:drawing>
-            </w:r>
             <w:r>
               <w:t xml:space="preserve">  Answer</w:t>
             </w:r>
@@ -900,8 +734,10 @@
           <w:p>
             <w:pPr>
               <w:pStyle w:val="SourceCode"/>
+              <w:rPr>
+                <w:rStyle w:val="NormalTok"/>
+              </w:rPr>
             </w:pPr>
-            <w:proofErr w:type="gramStart"/>
             <w:r>
               <w:rPr>
                 <w:rStyle w:val="NormalTok"/>
@@ -914,7 +750,6 @@
               </w:rPr>
               <w:t>::</w:t>
             </w:r>
-            <w:proofErr w:type="gramEnd"/>
             <w:r>
               <w:rPr>
                 <w:rStyle w:val="FunctionTok"/>
@@ -925,16 +760,32 @@
               <w:rPr>
                 <w:rStyle w:val="NormalTok"/>
               </w:rPr>
-              <w:t>(seu</w:t>
-            </w:r>
-            <w:proofErr w:type="gramStart"/>
+              <w:t>(seu)[</w:t>
+            </w:r>
+            <w:r>
+              <w:rPr>
+                <w:rStyle w:val="DecValTok"/>
+              </w:rPr>
+              <w:t>1</w:t>
+            </w:r>
+            <w:r>
+              <w:rPr>
+                <w:rStyle w:val="SpecialCharTok"/>
+              </w:rPr>
+              <w:t>:</w:t>
+            </w:r>
+            <w:r>
+              <w:rPr>
+                <w:rStyle w:val="DecValTok"/>
+              </w:rPr>
+              <w:t>10</w:t>
+            </w:r>
             <w:r>
               <w:rPr>
                 <w:rStyle w:val="NormalTok"/>
               </w:rPr>
-              <w:t>)[</w:t>
-            </w:r>
-            <w:proofErr w:type="gramEnd"/>
+              <w:t>,</w:t>
+            </w:r>
             <w:r>
               <w:rPr>
                 <w:rStyle w:val="DecValTok"/>
@@ -957,31 +808,21 @@
               <w:rPr>
                 <w:rStyle w:val="NormalTok"/>
               </w:rPr>
-              <w:t>,</w:t>
-            </w:r>
-            <w:r>
-              <w:rPr>
-                <w:rStyle w:val="DecValTok"/>
-              </w:rPr>
-              <w:t>1</w:t>
-            </w:r>
-            <w:r>
-              <w:rPr>
-                <w:rStyle w:val="SpecialCharTok"/>
-              </w:rPr>
-              <w:t>:</w:t>
-            </w:r>
-            <w:r>
-              <w:rPr>
-                <w:rStyle w:val="DecValTok"/>
-              </w:rPr>
-              <w:t>10</w:t>
-            </w:r>
-            <w:r>
-              <w:rPr>
-                <w:rStyle w:val="NormalTok"/>
-              </w:rPr>
               <w:t xml:space="preserve">]  </w:t>
+            </w:r>
+          </w:p>
+          <w:p>
+            <w:pPr>
+              <w:pStyle w:val="SourceCode"/>
+              <w:rPr>
+                <w:rFonts w:ascii="Consolas" w:hAnsi="Consolas"/>
+                <w:color w:val="003B4F"/>
+                <w:sz w:val="22"/>
+                <w:shd w:val="clear" w:color="auto" w:fill="F1F3F5"/>
+              </w:rPr>
+            </w:pPr>
+            <w:r>
+              <w:t>Code ends here</w:t>
             </w:r>
           </w:p>
           <w:p>
@@ -1273,6 +1114,7 @@
         <w:pStyle w:val="FirstParagraph"/>
       </w:pPr>
       <w:r>
+        <w:lastRenderedPageBreak/>
         <w:t xml:space="preserve"> </w:t>
       </w:r>
     </w:p>
@@ -1291,13 +1133,14 @@
           <w:left w:w="144" w:type="dxa"/>
           <w:right w:w="144" w:type="dxa"/>
         </w:tblCellMar>
-        <w:tblLook w:val="0000" w:firstRow="0" w:lastRow="0" w:firstColumn="0" w:lastColumn="0" w:noHBand="0" w:noVBand="0"/>
+        <w:tblLook w:val="0020" w:firstRow="1" w:lastRow="0" w:firstColumn="0" w:lastColumn="0" w:noHBand="0" w:noVBand="0"/>
       </w:tblPr>
       <w:tblGrid>
-        <w:gridCol w:w="9648"/>
+        <w:gridCol w:w="9325"/>
       </w:tblGrid>
       <w:tr>
         <w:trPr>
+          <w:cnfStyle w:val="100000000000" w:firstRow="1" w:lastRow="0" w:firstColumn="0" w:lastColumn="0" w:oddVBand="0" w:evenVBand="0" w:oddHBand="0" w:evenHBand="0" w:firstRowFirstColumn="0" w:firstRowLastColumn="0" w:lastRowFirstColumn="0" w:lastRowLastColumn="0"/>
           <w:cantSplit/>
         </w:trPr>
         <w:tc>
@@ -1315,53 +1158,6 @@
               <w:spacing w:before="0" w:after="0"/>
               <w:textAlignment w:val="center"/>
             </w:pPr>
-            <w:r>
-              <w:rPr>
-                <w:noProof/>
-              </w:rPr>
-              <w:lastRenderedPageBreak/>
-              <w:drawing>
-                <wp:inline distT="0" distB="0" distL="0" distR="0" wp14:anchorId="7DFB5917" wp14:editId="2E95C430">
-                  <wp:extent cx="152400" cy="152400"/>
-                  <wp:effectExtent l="0" t="0" r="0" b="0"/>
-                  <wp:docPr id="35" name="Picture"/>
-                  <wp:cNvGraphicFramePr/>
-                  <a:graphic xmlns:a="http://schemas.openxmlformats.org/drawingml/2006/main">
-                    <a:graphicData uri="http://schemas.openxmlformats.org/drawingml/2006/picture">
-                      <pic:pic xmlns:pic="http://schemas.openxmlformats.org/drawingml/2006/picture">
-                        <pic:nvPicPr>
-                          <pic:cNvPr id="36" name="Picture" descr="/Applications/RStudio.app/Contents/Resources/app/quarto/share/formats/docx/note.png"/>
-                          <pic:cNvPicPr>
-                            <a:picLocks noChangeAspect="1" noChangeArrowheads="1"/>
-                          </pic:cNvPicPr>
-                        </pic:nvPicPr>
-                        <pic:blipFill>
-                          <a:blip r:embed="rId5"/>
-                          <a:stretch>
-                            <a:fillRect/>
-                          </a:stretch>
-                        </pic:blipFill>
-                        <pic:spPr bwMode="auto">
-                          <a:xfrm>
-                            <a:off x="0" y="0"/>
-                            <a:ext cx="152400" cy="152400"/>
-                          </a:xfrm>
-                          <a:prstGeom prst="rect">
-                            <a:avLst/>
-                          </a:prstGeom>
-                          <a:noFill/>
-                          <a:ln w="9525">
-                            <a:noFill/>
-                            <a:headEnd/>
-                            <a:tailEnd/>
-                          </a:ln>
-                        </pic:spPr>
-                      </pic:pic>
-                    </a:graphicData>
-                  </a:graphic>
-                </wp:inline>
-              </w:drawing>
-            </w:r>
             <w:r>
               <w:t xml:space="preserve">  Updating </w:t>
             </w:r>
@@ -1471,9 +1267,304 @@
         <w:rPr>
           <w:rStyle w:val="NormalTok"/>
         </w:rPr>
+        <w:t xml:space="preserve"> Seurat</w:t>
+      </w:r>
+      <w:r>
+        <w:rPr>
+          <w:rStyle w:val="SpecialCharTok"/>
+        </w:rPr>
+        <w:t>::</w:t>
+      </w:r>
+      <w:r>
+        <w:rPr>
+          <w:rStyle w:val="FunctionTok"/>
+        </w:rPr>
+        <w:t>FindVariableFeatures</w:t>
+      </w:r>
+      <w:r>
+        <w:rPr>
+          <w:rStyle w:val="NormalTok"/>
+        </w:rPr>
+        <w:t>(seu,</w:t>
+      </w:r>
+      <w:r>
+        <w:br/>
+      </w:r>
+      <w:r>
+        <w:rPr>
+          <w:rStyle w:val="NormalTok"/>
+        </w:rPr>
+        <w:t xml:space="preserve">                            </w:t>
+      </w:r>
+      <w:r>
+        <w:rPr>
+          <w:rStyle w:val="AttributeTok"/>
+        </w:rPr>
+        <w:t>selection.method =</w:t>
+      </w:r>
+      <w:r>
+        <w:rPr>
+          <w:rStyle w:val="NormalTok"/>
+        </w:rPr>
         <w:t xml:space="preserve"> </w:t>
       </w:r>
-      <w:proofErr w:type="gramStart"/>
+      <w:r>
+        <w:rPr>
+          <w:rStyle w:val="StringTok"/>
+        </w:rPr>
+        <w:t>"vst"</w:t>
+      </w:r>
+      <w:r>
+        <w:rPr>
+          <w:rStyle w:val="NormalTok"/>
+        </w:rPr>
+        <w:t>,</w:t>
+      </w:r>
+      <w:r>
+        <w:br/>
+      </w:r>
+      <w:r>
+        <w:rPr>
+          <w:rStyle w:val="NormalTok"/>
+        </w:rPr>
+        <w:t xml:space="preserve">                            </w:t>
+      </w:r>
+      <w:r>
+        <w:rPr>
+          <w:rStyle w:val="AttributeTok"/>
+        </w:rPr>
+        <w:t>nfeatures =</w:t>
+      </w:r>
+      <w:r>
+        <w:rPr>
+          <w:rStyle w:val="NormalTok"/>
+        </w:rPr>
+        <w:t xml:space="preserve"> </w:t>
+      </w:r>
+      <w:r>
+        <w:rPr>
+          <w:rStyle w:val="DecValTok"/>
+        </w:rPr>
+        <w:t>2000</w:t>
+      </w:r>
+      <w:r>
+        <w:rPr>
+          <w:rStyle w:val="NormalTok"/>
+        </w:rPr>
+        <w:t>)</w:t>
+      </w:r>
+    </w:p>
+    <w:p>
+      <w:pPr>
+        <w:pStyle w:val="SourceCode"/>
+        <w:rPr>
+          <w:rStyle w:val="VerbatimChar"/>
+        </w:rPr>
+      </w:pPr>
+      <w:r>
+        <w:rPr>
+          <w:rStyle w:val="VerbatimChar"/>
+        </w:rPr>
+        <w:t>Finding variable features for layer counts</w:t>
+      </w:r>
+    </w:p>
+    <w:p>
+      <w:pPr>
+        <w:pStyle w:val="SourceCode"/>
+      </w:pPr>
+      <w:r>
+        <w:t>Code ends here</w:t>
+      </w:r>
+    </w:p>
+    <w:p>
+      <w:pPr>
+        <w:pStyle w:val="FirstParagraph"/>
+      </w:pPr>
+      <w:r>
+        <w:t>Let’s have a look at the 10 most variable genes:</w:t>
+      </w:r>
+    </w:p>
+    <w:p>
+      <w:pPr>
+        <w:pStyle w:val="BodyText"/>
+      </w:pPr>
+      <w:r>
+        <w:t>Code starts here:</w:t>
+      </w:r>
+    </w:p>
+    <w:p>
+      <w:pPr>
+        <w:pStyle w:val="SourceCode"/>
+      </w:pPr>
+      <w:r>
+        <w:rPr>
+          <w:rStyle w:val="CommentTok"/>
+        </w:rPr>
+        <w:t># Identify the 10 most highly variable genes</w:t>
+      </w:r>
+      <w:r>
+        <w:br/>
+      </w:r>
+      <w:r>
+        <w:rPr>
+          <w:rStyle w:val="NormalTok"/>
+        </w:rPr>
+        <w:t xml:space="preserve">top10 </w:t>
+      </w:r>
+      <w:r>
+        <w:rPr>
+          <w:rStyle w:val="OtherTok"/>
+        </w:rPr>
+        <w:t>&lt;-</w:t>
+      </w:r>
+      <w:r>
+        <w:rPr>
+          <w:rStyle w:val="NormalTok"/>
+        </w:rPr>
+        <w:t xml:space="preserve"> </w:t>
+      </w:r>
+      <w:r>
+        <w:rPr>
+          <w:rStyle w:val="FunctionTok"/>
+        </w:rPr>
+        <w:t>head</w:t>
+      </w:r>
+      <w:r>
+        <w:rPr>
+          <w:rStyle w:val="NormalTok"/>
+        </w:rPr>
+        <w:t>(Seurat</w:t>
+      </w:r>
+      <w:r>
+        <w:rPr>
+          <w:rStyle w:val="SpecialCharTok"/>
+        </w:rPr>
+        <w:t>::</w:t>
+      </w:r>
+      <w:r>
+        <w:rPr>
+          <w:rStyle w:val="FunctionTok"/>
+        </w:rPr>
+        <w:t>VariableFeatures</w:t>
+      </w:r>
+      <w:r>
+        <w:rPr>
+          <w:rStyle w:val="NormalTok"/>
+        </w:rPr>
+        <w:t xml:space="preserve">(seu), </w:t>
+      </w:r>
+      <w:r>
+        <w:rPr>
+          <w:rStyle w:val="DecValTok"/>
+        </w:rPr>
+        <w:t>10</w:t>
+      </w:r>
+      <w:r>
+        <w:rPr>
+          <w:rStyle w:val="NormalTok"/>
+        </w:rPr>
+        <w:t>)</w:t>
+      </w:r>
+      <w:r>
+        <w:br/>
+      </w:r>
+      <w:r>
+        <w:rPr>
+          <w:rStyle w:val="NormalTok"/>
+        </w:rPr>
+        <w:t>top10</w:t>
+      </w:r>
+    </w:p>
+    <w:p>
+      <w:pPr>
+        <w:pStyle w:val="SourceCode"/>
+        <w:rPr>
+          <w:rStyle w:val="VerbatimChar"/>
+        </w:rPr>
+      </w:pPr>
+      <w:r>
+        <w:rPr>
+          <w:rStyle w:val="VerbatimChar"/>
+        </w:rPr>
+        <w:t xml:space="preserve"> [1] "IGKC"   "HBG2"   "IGHG3"  "IGHG1"  "JCHAIN" "HBG1"   "IGHA1"  "IGHGP" </w:t>
+      </w:r>
+      <w:r>
+        <w:br/>
+      </w:r>
+      <w:r>
+        <w:rPr>
+          <w:rStyle w:val="VerbatimChar"/>
+        </w:rPr>
+        <w:t xml:space="preserve"> [9] "IGLC2"  "IGLC3" </w:t>
+      </w:r>
+    </w:p>
+    <w:p>
+      <w:pPr>
+        <w:pStyle w:val="SourceCode"/>
+      </w:pPr>
+      <w:r>
+        <w:t>Code ends here</w:t>
+      </w:r>
+    </w:p>
+    <w:p>
+      <w:pPr>
+        <w:pStyle w:val="FirstParagraph"/>
+      </w:pPr>
+      <w:r>
+        <w:t>We can plot them in a nicely labeled scatterplot:</w:t>
+      </w:r>
+    </w:p>
+    <w:p>
+      <w:pPr>
+        <w:pStyle w:val="BodyText"/>
+      </w:pPr>
+      <w:r>
+        <w:t>Code starts here:</w:t>
+      </w:r>
+    </w:p>
+    <w:p>
+      <w:pPr>
+        <w:pStyle w:val="SourceCode"/>
+      </w:pPr>
+      <w:r>
+        <w:rPr>
+          <w:rStyle w:val="NormalTok"/>
+        </w:rPr>
+        <w:t xml:space="preserve">vf_plot </w:t>
+      </w:r>
+      <w:r>
+        <w:rPr>
+          <w:rStyle w:val="OtherTok"/>
+        </w:rPr>
+        <w:t>&lt;-</w:t>
+      </w:r>
+      <w:r>
+        <w:rPr>
+          <w:rStyle w:val="NormalTok"/>
+        </w:rPr>
+        <w:t xml:space="preserve"> Seurat</w:t>
+      </w:r>
+      <w:r>
+        <w:rPr>
+          <w:rStyle w:val="SpecialCharTok"/>
+        </w:rPr>
+        <w:t>::</w:t>
+      </w:r>
+      <w:r>
+        <w:rPr>
+          <w:rStyle w:val="FunctionTok"/>
+        </w:rPr>
+        <w:t>VariableFeaturePlot</w:t>
+      </w:r>
+      <w:r>
+        <w:rPr>
+          <w:rStyle w:val="NormalTok"/>
+        </w:rPr>
+        <w:t>(seu)</w:t>
+      </w:r>
+      <w:r>
+        <w:br/>
+      </w:r>
       <w:r>
         <w:rPr>
           <w:rStyle w:val="NormalTok"/>
@@ -1490,7 +1581,7 @@
         <w:rPr>
           <w:rStyle w:val="FunctionTok"/>
         </w:rPr>
-        <w:t>FindVariableFeatures</w:t>
+        <w:t>LabelPoints</w:t>
       </w:r>
       <w:r>
         <w:rPr>
@@ -1498,12 +1589,17 @@
         </w:rPr>
         <w:t>(</w:t>
       </w:r>
-      <w:proofErr w:type="gramEnd"/>
-      <w:r>
-        <w:rPr>
-          <w:rStyle w:val="NormalTok"/>
-        </w:rPr>
-        <w:t>seu,</w:t>
+      <w:r>
+        <w:rPr>
+          <w:rStyle w:val="AttributeTok"/>
+        </w:rPr>
+        <w:t>plot =</w:t>
+      </w:r>
+      <w:r>
+        <w:rPr>
+          <w:rStyle w:val="NormalTok"/>
+        </w:rPr>
+        <w:t xml:space="preserve"> vf_plot,</w:t>
       </w:r>
       <w:r>
         <w:br/>
@@ -1512,21 +1608,25 @@
         <w:rPr>
           <w:rStyle w:val="NormalTok"/>
         </w:rPr>
-        <w:t xml:space="preserve">                            </w:t>
-      </w:r>
-      <w:proofErr w:type="gramStart"/>
+        <w:t xml:space="preserve">            </w:t>
+      </w:r>
       <w:r>
         <w:rPr>
           <w:rStyle w:val="AttributeTok"/>
         </w:rPr>
-        <w:t>selection.method</w:t>
-      </w:r>
-      <w:proofErr w:type="gramEnd"/>
+        <w:t>points =</w:t>
+      </w:r>
+      <w:r>
+        <w:rPr>
+          <w:rStyle w:val="NormalTok"/>
+        </w:rPr>
+        <w:t xml:space="preserve"> top10, </w:t>
+      </w:r>
       <w:r>
         <w:rPr>
           <w:rStyle w:val="AttributeTok"/>
         </w:rPr>
-        <w:t xml:space="preserve"> =</w:t>
+        <w:t>repel =</w:t>
       </w:r>
       <w:r>
         <w:rPr>
@@ -1536,42 +1636,9 @@
       </w:r>
       <w:r>
         <w:rPr>
-          <w:rStyle w:val="StringTok"/>
-        </w:rPr>
-        <w:t>"vst"</w:t>
-      </w:r>
-      <w:r>
-        <w:rPr>
-          <w:rStyle w:val="NormalTok"/>
-        </w:rPr>
-        <w:t>,</w:t>
-      </w:r>
-      <w:r>
-        <w:br/>
-      </w:r>
-      <w:r>
-        <w:rPr>
-          <w:rStyle w:val="NormalTok"/>
-        </w:rPr>
-        <w:t xml:space="preserve">                            </w:t>
-      </w:r>
-      <w:r>
-        <w:rPr>
-          <w:rStyle w:val="AttributeTok"/>
-        </w:rPr>
-        <w:t>nfeatures =</w:t>
-      </w:r>
-      <w:r>
-        <w:rPr>
-          <w:rStyle w:val="NormalTok"/>
-        </w:rPr>
-        <w:t xml:space="preserve"> </w:t>
-      </w:r>
-      <w:r>
-        <w:rPr>
-          <w:rStyle w:val="DecValTok"/>
-        </w:rPr>
-        <w:t>2000</w:t>
+          <w:rStyle w:val="ConstantTok"/>
+        </w:rPr>
+        <w:t>TRUE</w:t>
       </w:r>
       <w:r>
         <w:rPr>
@@ -1583,12 +1650,24 @@
     <w:p>
       <w:pPr>
         <w:pStyle w:val="SourceCode"/>
-      </w:pPr>
-      <w:r>
         <w:rPr>
           <w:rStyle w:val="VerbatimChar"/>
         </w:rPr>
-        <w:t>Finding variable features for layer counts</w:t>
+      </w:pPr>
+      <w:r>
+        <w:rPr>
+          <w:rStyle w:val="VerbatimChar"/>
+        </w:rPr>
+        <w:t>When using repel, set xnudge and ynudge to 0 for optimal results</w:t>
+      </w:r>
+    </w:p>
+    <w:p>
+      <w:pPr>
+        <w:pStyle w:val="SourceCode"/>
+      </w:pPr>
+      <w:r>
+        <w:lastRenderedPageBreak/>
+        <w:t>Code ends here</w:t>
       </w:r>
     </w:p>
     <w:p>
@@ -1596,310 +1675,26 @@
         <w:pStyle w:val="FirstParagraph"/>
       </w:pPr>
       <w:r>
-        <w:t>Let’s have a look at the 10 most variable genes:</w:t>
-      </w:r>
-    </w:p>
-    <w:p>
-      <w:pPr>
-        <w:pStyle w:val="BodyText"/>
-      </w:pPr>
-      <w:r>
-        <w:t>Code starts here:</w:t>
-      </w:r>
-    </w:p>
-    <w:p>
-      <w:pPr>
-        <w:pStyle w:val="SourceCode"/>
-      </w:pPr>
-      <w:r>
-        <w:rPr>
-          <w:rStyle w:val="CommentTok"/>
-        </w:rPr>
-        <w:t># Identify the 10 most highly variable genes</w:t>
-      </w:r>
-      <w:r>
-        <w:br/>
-      </w:r>
-      <w:r>
-        <w:rPr>
-          <w:rStyle w:val="NormalTok"/>
-        </w:rPr>
-        <w:t xml:space="preserve">top10 </w:t>
-      </w:r>
-      <w:r>
-        <w:rPr>
-          <w:rStyle w:val="OtherTok"/>
-        </w:rPr>
-        <w:t>&lt;-</w:t>
-      </w:r>
-      <w:r>
-        <w:rPr>
-          <w:rStyle w:val="NormalTok"/>
-        </w:rPr>
-        <w:t xml:space="preserve"> </w:t>
-      </w:r>
-      <w:proofErr w:type="gramStart"/>
-      <w:r>
-        <w:rPr>
-          <w:rStyle w:val="FunctionTok"/>
-        </w:rPr>
-        <w:t>head</w:t>
-      </w:r>
-      <w:r>
-        <w:rPr>
-          <w:rStyle w:val="NormalTok"/>
-        </w:rPr>
-        <w:t>(Seurat</w:t>
-      </w:r>
-      <w:r>
-        <w:rPr>
-          <w:rStyle w:val="SpecialCharTok"/>
-        </w:rPr>
-        <w:t>::</w:t>
-      </w:r>
-      <w:proofErr w:type="gramEnd"/>
-      <w:r>
-        <w:rPr>
-          <w:rStyle w:val="FunctionTok"/>
-        </w:rPr>
-        <w:t>VariableFeatures</w:t>
-      </w:r>
-      <w:r>
-        <w:rPr>
-          <w:rStyle w:val="NormalTok"/>
-        </w:rPr>
-        <w:t xml:space="preserve">(seu), </w:t>
-      </w:r>
-      <w:r>
-        <w:rPr>
-          <w:rStyle w:val="DecValTok"/>
-        </w:rPr>
-        <w:t>10</w:t>
-      </w:r>
-      <w:r>
-        <w:rPr>
-          <w:rStyle w:val="NormalTok"/>
-        </w:rPr>
-        <w:t>)</w:t>
-      </w:r>
-      <w:r>
-        <w:br/>
-      </w:r>
-      <w:r>
-        <w:rPr>
-          <w:rStyle w:val="NormalTok"/>
-        </w:rPr>
-        <w:t>top10</w:t>
-      </w:r>
-    </w:p>
-    <w:p>
-      <w:pPr>
-        <w:pStyle w:val="SourceCode"/>
-      </w:pPr>
-      <w:r>
-        <w:rPr>
-          <w:rStyle w:val="VerbatimChar"/>
-        </w:rPr>
-        <w:t xml:space="preserve"> [1] "IGKC"   "HBG2"   "IGHG3"  "IGHG1"  "JCHAIN" "HBG1"   "IGHA1"  "IGHGP" </w:t>
-      </w:r>
-      <w:r>
-        <w:br/>
-      </w:r>
-      <w:r>
-        <w:rPr>
-          <w:rStyle w:val="VerbatimChar"/>
-        </w:rPr>
-        <w:t xml:space="preserve"> [9] "IGLC2"  "IGLC3" </w:t>
-      </w:r>
-    </w:p>
-    <w:p>
-      <w:pPr>
-        <w:pStyle w:val="FirstParagraph"/>
-      </w:pPr>
-      <w:r>
-        <w:t>We can plot them in a nicely labeled scatterplot:</w:t>
-      </w:r>
-    </w:p>
-    <w:p>
-      <w:pPr>
-        <w:pStyle w:val="BodyText"/>
-      </w:pPr>
-      <w:r>
-        <w:t>Code starts here:</w:t>
-      </w:r>
-    </w:p>
-    <w:p>
-      <w:pPr>
-        <w:pStyle w:val="SourceCode"/>
-      </w:pPr>
-      <w:r>
-        <w:rPr>
-          <w:rStyle w:val="NormalTok"/>
-        </w:rPr>
-        <w:t xml:space="preserve">vf_plot </w:t>
-      </w:r>
-      <w:r>
-        <w:rPr>
-          <w:rStyle w:val="OtherTok"/>
-        </w:rPr>
-        <w:t>&lt;-</w:t>
-      </w:r>
-      <w:r>
-        <w:rPr>
-          <w:rStyle w:val="NormalTok"/>
-        </w:rPr>
-        <w:t xml:space="preserve"> </w:t>
-      </w:r>
-      <w:proofErr w:type="gramStart"/>
-      <w:r>
-        <w:rPr>
-          <w:rStyle w:val="NormalTok"/>
-        </w:rPr>
-        <w:t>Seurat</w:t>
-      </w:r>
-      <w:r>
-        <w:rPr>
-          <w:rStyle w:val="SpecialCharTok"/>
-        </w:rPr>
-        <w:t>::</w:t>
-      </w:r>
-      <w:proofErr w:type="gramEnd"/>
-      <w:r>
-        <w:rPr>
-          <w:rStyle w:val="FunctionTok"/>
-        </w:rPr>
-        <w:t>VariableFeaturePlot</w:t>
-      </w:r>
-      <w:r>
-        <w:rPr>
-          <w:rStyle w:val="NormalTok"/>
-        </w:rPr>
-        <w:t>(seu)</w:t>
-      </w:r>
-      <w:r>
-        <w:br/>
-      </w:r>
-      <w:proofErr w:type="gramStart"/>
-      <w:r>
-        <w:rPr>
-          <w:rStyle w:val="NormalTok"/>
-        </w:rPr>
-        <w:t>Seurat</w:t>
-      </w:r>
-      <w:r>
-        <w:rPr>
-          <w:rStyle w:val="SpecialCharTok"/>
-        </w:rPr>
-        <w:t>::</w:t>
-      </w:r>
-      <w:r>
-        <w:rPr>
-          <w:rStyle w:val="FunctionTok"/>
-        </w:rPr>
-        <w:t>LabelPoints</w:t>
-      </w:r>
-      <w:r>
-        <w:rPr>
-          <w:rStyle w:val="NormalTok"/>
-        </w:rPr>
-        <w:t>(</w:t>
-      </w:r>
-      <w:proofErr w:type="gramEnd"/>
-      <w:r>
-        <w:rPr>
-          <w:rStyle w:val="AttributeTok"/>
-        </w:rPr>
-        <w:t>plot =</w:t>
-      </w:r>
-      <w:r>
-        <w:rPr>
-          <w:rStyle w:val="NormalTok"/>
-        </w:rPr>
-        <w:t xml:space="preserve"> vf_plot,</w:t>
-      </w:r>
-      <w:r>
-        <w:br/>
-      </w:r>
-      <w:r>
-        <w:rPr>
-          <w:rStyle w:val="NormalTok"/>
-        </w:rPr>
-        <w:t xml:space="preserve">            </w:t>
-      </w:r>
-      <w:r>
-        <w:rPr>
-          <w:rStyle w:val="AttributeTok"/>
-        </w:rPr>
-        <w:t>points =</w:t>
-      </w:r>
-      <w:r>
-        <w:rPr>
-          <w:rStyle w:val="NormalTok"/>
-        </w:rPr>
-        <w:t xml:space="preserve"> top10, </w:t>
-      </w:r>
-      <w:r>
-        <w:rPr>
-          <w:rStyle w:val="AttributeTok"/>
-        </w:rPr>
-        <w:t>repel =</w:t>
-      </w:r>
-      <w:r>
-        <w:rPr>
-          <w:rStyle w:val="NormalTok"/>
-        </w:rPr>
-        <w:t xml:space="preserve"> </w:t>
-      </w:r>
-      <w:r>
-        <w:rPr>
-          <w:rStyle w:val="ConstantTok"/>
-        </w:rPr>
-        <w:t>TRUE</w:t>
-      </w:r>
-      <w:r>
-        <w:rPr>
-          <w:rStyle w:val="NormalTok"/>
-        </w:rPr>
-        <w:t>)</w:t>
-      </w:r>
-    </w:p>
-    <w:p>
-      <w:pPr>
-        <w:pStyle w:val="SourceCode"/>
-      </w:pPr>
-      <w:r>
-        <w:rPr>
-          <w:rStyle w:val="VerbatimChar"/>
-        </w:rPr>
-        <w:t>When using repel, set xnudge and ynudge to 0 for optimal results</w:t>
-      </w:r>
-    </w:p>
-    <w:p>
-      <w:pPr>
-        <w:pStyle w:val="FirstParagraph"/>
-      </w:pPr>
-      <w:r>
         <w:rPr>
           <w:noProof/>
         </w:rPr>
-        <w:lastRenderedPageBreak/>
         <w:drawing>
-          <wp:inline distT="0" distB="0" distL="0" distR="0" wp14:anchorId="42943071" wp14:editId="4A133212">
+          <wp:inline distT="0" distB="0" distL="0" distR="0" wp14:anchorId="42943071" wp14:editId="4656F6C9">
             <wp:extent cx="5334000" cy="4267200"/>
             <wp:effectExtent l="0" t="0" r="0" b="0"/>
-            <wp:docPr id="39" name="Picture"/>
+            <wp:docPr id="39" name="Picture" descr="Scatterplot from previous code"/>
             <wp:cNvGraphicFramePr/>
             <a:graphic xmlns:a="http://schemas.openxmlformats.org/drawingml/2006/main">
               <a:graphicData uri="http://schemas.openxmlformats.org/drawingml/2006/picture">
                 <pic:pic xmlns:pic="http://schemas.openxmlformats.org/drawingml/2006/picture">
                   <pic:nvPicPr>
-                    <pic:cNvPr id="40" name="Picture" descr="day2-1_normalization_scaling_files/figure-docx/unnamed-chunk-8-1.png"/>
+                    <pic:cNvPr id="39" name="Picture" descr="Scatterplot from previous code"/>
                     <pic:cNvPicPr>
                       <a:picLocks noChangeAspect="1" noChangeArrowheads="1"/>
                     </pic:cNvPicPr>
                   </pic:nvPicPr>
                   <pic:blipFill>
-                    <a:blip r:embed="rId10"/>
+                    <a:blip r:embed="rId7"/>
                     <a:stretch>
                       <a:fillRect/>
                     </a:stretch>
@@ -1941,13 +1736,14 @@
           <w:left w:w="144" w:type="dxa"/>
           <w:right w:w="144" w:type="dxa"/>
         </w:tblCellMar>
-        <w:tblLook w:val="0000" w:firstRow="0" w:lastRow="0" w:firstColumn="0" w:lastColumn="0" w:noHBand="0" w:noVBand="0"/>
+        <w:tblLook w:val="0020" w:firstRow="1" w:lastRow="0" w:firstColumn="0" w:lastColumn="0" w:noHBand="0" w:noVBand="0"/>
       </w:tblPr>
       <w:tblGrid>
-        <w:gridCol w:w="9648"/>
+        <w:gridCol w:w="9325"/>
       </w:tblGrid>
       <w:tr>
         <w:trPr>
+          <w:cnfStyle w:val="100000000000" w:firstRow="1" w:lastRow="0" w:firstColumn="0" w:lastColumn="0" w:oddVBand="0" w:evenVBand="0" w:oddHBand="0" w:evenHBand="0" w:firstRowFirstColumn="0" w:firstRowLastColumn="0" w:lastRowFirstColumn="0" w:lastRowLastColumn="0"/>
           <w:cantSplit/>
         </w:trPr>
         <w:tc>
@@ -1965,52 +1761,6 @@
               <w:spacing w:before="0" w:after="0"/>
               <w:textAlignment w:val="center"/>
             </w:pPr>
-            <w:r>
-              <w:rPr>
-                <w:noProof/>
-              </w:rPr>
-              <w:drawing>
-                <wp:inline distT="0" distB="0" distL="0" distR="0" wp14:anchorId="5D74C044" wp14:editId="6300E7D6">
-                  <wp:extent cx="152400" cy="152400"/>
-                  <wp:effectExtent l="0" t="0" r="0" b="0"/>
-                  <wp:docPr id="42" name="Picture"/>
-                  <wp:cNvGraphicFramePr/>
-                  <a:graphic xmlns:a="http://schemas.openxmlformats.org/drawingml/2006/main">
-                    <a:graphicData uri="http://schemas.openxmlformats.org/drawingml/2006/picture">
-                      <pic:pic xmlns:pic="http://schemas.openxmlformats.org/drawingml/2006/picture">
-                        <pic:nvPicPr>
-                          <pic:cNvPr id="43" name="Picture" descr="/Applications/RStudio.app/Contents/Resources/app/quarto/share/formats/docx/warning.png"/>
-                          <pic:cNvPicPr>
-                            <a:picLocks noChangeAspect="1" noChangeArrowheads="1"/>
-                          </pic:cNvPicPr>
-                        </pic:nvPicPr>
-                        <pic:blipFill>
-                          <a:blip r:embed="rId11"/>
-                          <a:stretch>
-                            <a:fillRect/>
-                          </a:stretch>
-                        </pic:blipFill>
-                        <pic:spPr bwMode="auto">
-                          <a:xfrm>
-                            <a:off x="0" y="0"/>
-                            <a:ext cx="152400" cy="152400"/>
-                          </a:xfrm>
-                          <a:prstGeom prst="rect">
-                            <a:avLst/>
-                          </a:prstGeom>
-                          <a:noFill/>
-                          <a:ln w="9525">
-                            <a:noFill/>
-                            <a:headEnd/>
-                            <a:tailEnd/>
-                          </a:ln>
-                        </pic:spPr>
-                      </pic:pic>
-                    </a:graphicData>
-                  </a:graphic>
-                </wp:inline>
-              </w:drawing>
-            </w:r>
             <w:r>
               <w:t xml:space="preserve">  Make sure the plotting window is large enough</w:t>
             </w:r>
@@ -2119,7 +1869,7 @@
       <w:r>
         <w:t xml:space="preserve">This step gives equal weight in downstream analyses, so that highly-expressed genes do not dominate. The results of this are stored in </w:t>
       </w:r>
-      <w:hyperlink r:id="rId12" w:history="1">
+      <w:hyperlink r:id="rId8" w:history="1">
         <w:r>
           <w:rPr>
             <w:rStyle w:val="Hyperlink"/>
@@ -2135,6 +1885,7 @@
         <w:pStyle w:val="BodyText"/>
       </w:pPr>
       <w:r>
+        <w:lastRenderedPageBreak/>
         <w:t>Code starts here:</w:t>
       </w:r>
     </w:p>
@@ -2146,7 +1897,6 @@
         <w:rPr>
           <w:rStyle w:val="NormalTok"/>
         </w:rPr>
-        <w:lastRenderedPageBreak/>
         <w:t xml:space="preserve">seu </w:t>
       </w:r>
       <w:r>
@@ -2159,14 +1909,7 @@
         <w:rPr>
           <w:rStyle w:val="NormalTok"/>
         </w:rPr>
-        <w:t xml:space="preserve"> </w:t>
-      </w:r>
-      <w:proofErr w:type="gramStart"/>
-      <w:r>
-        <w:rPr>
-          <w:rStyle w:val="NormalTok"/>
-        </w:rPr>
-        <w:t>Seurat</w:t>
+        <w:t xml:space="preserve"> Seurat</w:t>
       </w:r>
       <w:r>
         <w:rPr>
@@ -2174,7 +1917,6 @@
         </w:rPr>
         <w:t>::</w:t>
       </w:r>
-      <w:proofErr w:type="gramEnd"/>
       <w:r>
         <w:rPr>
           <w:rStyle w:val="FunctionTok"/>
@@ -2191,12 +1933,23 @@
     <w:p>
       <w:pPr>
         <w:pStyle w:val="SourceCode"/>
-      </w:pPr>
-      <w:r>
         <w:rPr>
           <w:rStyle w:val="VerbatimChar"/>
         </w:rPr>
+      </w:pPr>
+      <w:r>
+        <w:rPr>
+          <w:rStyle w:val="VerbatimChar"/>
+        </w:rPr>
         <w:t>Centering and scaling data matrix</w:t>
+      </w:r>
+    </w:p>
+    <w:p>
+      <w:pPr>
+        <w:pStyle w:val="SourceCode"/>
+      </w:pPr>
+      <w:r>
+        <w:t>Code ends here</w:t>
       </w:r>
     </w:p>
     <w:tbl>
@@ -2214,13 +1967,14 @@
           <w:left w:w="144" w:type="dxa"/>
           <w:right w:w="144" w:type="dxa"/>
         </w:tblCellMar>
-        <w:tblLook w:val="0000" w:firstRow="0" w:lastRow="0" w:firstColumn="0" w:lastColumn="0" w:noHBand="0" w:noVBand="0"/>
+        <w:tblLook w:val="0020" w:firstRow="1" w:lastRow="0" w:firstColumn="0" w:lastColumn="0" w:noHBand="0" w:noVBand="0"/>
       </w:tblPr>
       <w:tblGrid>
-        <w:gridCol w:w="9648"/>
+        <w:gridCol w:w="9325"/>
       </w:tblGrid>
       <w:tr>
         <w:trPr>
+          <w:cnfStyle w:val="100000000000" w:firstRow="1" w:lastRow="0" w:firstColumn="0" w:lastColumn="0" w:oddVBand="0" w:evenVBand="0" w:oddHBand="0" w:evenHBand="0" w:firstRowFirstColumn="0" w:firstRowLastColumn="0" w:lastRowFirstColumn="0" w:lastRowLastColumn="0"/>
           <w:cantSplit/>
         </w:trPr>
         <w:tc>
@@ -2238,52 +1992,6 @@
               <w:spacing w:before="0" w:after="0"/>
               <w:textAlignment w:val="center"/>
             </w:pPr>
-            <w:r>
-              <w:rPr>
-                <w:noProof/>
-              </w:rPr>
-              <w:drawing>
-                <wp:inline distT="0" distB="0" distL="0" distR="0" wp14:anchorId="34CAF59A" wp14:editId="693CEE42">
-                  <wp:extent cx="152400" cy="152400"/>
-                  <wp:effectExtent l="0" t="0" r="0" b="0"/>
-                  <wp:docPr id="45" name="Picture"/>
-                  <wp:cNvGraphicFramePr/>
-                  <a:graphic xmlns:a="http://schemas.openxmlformats.org/drawingml/2006/main">
-                    <a:graphicData uri="http://schemas.openxmlformats.org/drawingml/2006/picture">
-                      <pic:pic xmlns:pic="http://schemas.openxmlformats.org/drawingml/2006/picture">
-                        <pic:nvPicPr>
-                          <pic:cNvPr id="46" name="Picture" descr="/Applications/RStudio.app/Contents/Resources/app/quarto/share/formats/docx/note.png"/>
-                          <pic:cNvPicPr>
-                            <a:picLocks noChangeAspect="1" noChangeArrowheads="1"/>
-                          </pic:cNvPicPr>
-                        </pic:nvPicPr>
-                        <pic:blipFill>
-                          <a:blip r:embed="rId5"/>
-                          <a:stretch>
-                            <a:fillRect/>
-                          </a:stretch>
-                        </pic:blipFill>
-                        <pic:spPr bwMode="auto">
-                          <a:xfrm>
-                            <a:off x="0" y="0"/>
-                            <a:ext cx="152400" cy="152400"/>
-                          </a:xfrm>
-                          <a:prstGeom prst="rect">
-                            <a:avLst/>
-                          </a:prstGeom>
-                          <a:noFill/>
-                          <a:ln w="9525">
-                            <a:noFill/>
-                            <a:headEnd/>
-                            <a:tailEnd/>
-                          </a:ln>
-                        </pic:spPr>
-                      </pic:pic>
-                    </a:graphicData>
-                  </a:graphic>
-                </wp:inline>
-              </w:drawing>
-            </w:r>
             <w:r>
               <w:t xml:space="preserve">  The use of </w:t>
             </w:r>
@@ -2352,7 +2060,7 @@
             <w:r>
               <w:t xml:space="preserve">. The latter uses a more sophisticated way to perform the normalization and scaling, and is </w:t>
             </w:r>
-            <w:hyperlink r:id="rId13">
+            <w:hyperlink r:id="rId9">
               <w:r>
                 <w:rPr>
                   <w:rStyle w:val="Hyperlink"/>
@@ -2399,13 +2107,14 @@
           <w:left w:w="144" w:type="dxa"/>
           <w:right w:w="144" w:type="dxa"/>
         </w:tblCellMar>
-        <w:tblLook w:val="0000" w:firstRow="0" w:lastRow="0" w:firstColumn="0" w:lastColumn="0" w:noHBand="0" w:noVBand="0"/>
+        <w:tblLook w:val="0020" w:firstRow="1" w:lastRow="0" w:firstColumn="0" w:lastColumn="0" w:noHBand="0" w:noVBand="0"/>
       </w:tblPr>
       <w:tblGrid>
-        <w:gridCol w:w="9648"/>
+        <w:gridCol w:w="9325"/>
       </w:tblGrid>
       <w:tr>
         <w:trPr>
+          <w:cnfStyle w:val="100000000000" w:firstRow="1" w:lastRow="0" w:firstColumn="0" w:lastColumn="0" w:oddVBand="0" w:evenVBand="0" w:oddHBand="0" w:evenHBand="0" w:firstRowFirstColumn="0" w:firstRowLastColumn="0" w:lastRowFirstColumn="0" w:lastRowLastColumn="0"/>
           <w:cantSplit/>
         </w:trPr>
         <w:tc>
@@ -2423,52 +2132,6 @@
               <w:spacing w:before="0" w:after="0"/>
               <w:textAlignment w:val="center"/>
             </w:pPr>
-            <w:r>
-              <w:rPr>
-                <w:noProof/>
-              </w:rPr>
-              <w:drawing>
-                <wp:inline distT="0" distB="0" distL="0" distR="0" wp14:anchorId="618D4798" wp14:editId="04008876">
-                  <wp:extent cx="152400" cy="152400"/>
-                  <wp:effectExtent l="0" t="0" r="0" b="0"/>
-                  <wp:docPr id="48" name="Picture"/>
-                  <wp:cNvGraphicFramePr/>
-                  <a:graphic xmlns:a="http://schemas.openxmlformats.org/drawingml/2006/main">
-                    <a:graphicData uri="http://schemas.openxmlformats.org/drawingml/2006/picture">
-                      <pic:pic xmlns:pic="http://schemas.openxmlformats.org/drawingml/2006/picture">
-                        <pic:nvPicPr>
-                          <pic:cNvPr id="49" name="Picture" descr="/Applications/RStudio.app/Contents/Resources/app/quarto/share/formats/docx/important.png"/>
-                          <pic:cNvPicPr>
-                            <a:picLocks noChangeAspect="1" noChangeArrowheads="1"/>
-                          </pic:cNvPicPr>
-                        </pic:nvPicPr>
-                        <pic:blipFill>
-                          <a:blip r:embed="rId8"/>
-                          <a:stretch>
-                            <a:fillRect/>
-                          </a:stretch>
-                        </pic:blipFill>
-                        <pic:spPr bwMode="auto">
-                          <a:xfrm>
-                            <a:off x="0" y="0"/>
-                            <a:ext cx="152400" cy="152400"/>
-                          </a:xfrm>
-                          <a:prstGeom prst="rect">
-                            <a:avLst/>
-                          </a:prstGeom>
-                          <a:noFill/>
-                          <a:ln w="9525">
-                            <a:noFill/>
-                            <a:headEnd/>
-                            <a:tailEnd/>
-                          </a:ln>
-                        </pic:spPr>
-                      </pic:pic>
-                    </a:graphicData>
-                  </a:graphic>
-                </wp:inline>
-              </w:drawing>
-            </w:r>
             <w:r>
               <w:t xml:space="preserve">  Bonus exercise</w:t>
             </w:r>
@@ -2540,13 +2203,14 @@
           <w:left w:w="144" w:type="dxa"/>
           <w:right w:w="144" w:type="dxa"/>
         </w:tblCellMar>
-        <w:tblLook w:val="0000" w:firstRow="0" w:lastRow="0" w:firstColumn="0" w:lastColumn="0" w:noHBand="0" w:noVBand="0"/>
+        <w:tblLook w:val="0020" w:firstRow="1" w:lastRow="0" w:firstColumn="0" w:lastColumn="0" w:noHBand="0" w:noVBand="0"/>
       </w:tblPr>
       <w:tblGrid>
-        <w:gridCol w:w="9648"/>
+        <w:gridCol w:w="9325"/>
       </w:tblGrid>
       <w:tr>
         <w:trPr>
+          <w:cnfStyle w:val="100000000000" w:firstRow="1" w:lastRow="0" w:firstColumn="0" w:lastColumn="0" w:oddVBand="0" w:evenVBand="0" w:oddHBand="0" w:evenHBand="0" w:firstRowFirstColumn="0" w:firstRowLastColumn="0" w:lastRowFirstColumn="0" w:lastRowLastColumn="0"/>
           <w:cantSplit/>
         </w:trPr>
         <w:tc>
@@ -2564,52 +2228,6 @@
               <w:spacing w:before="0" w:after="0"/>
               <w:textAlignment w:val="center"/>
             </w:pPr>
-            <w:r>
-              <w:rPr>
-                <w:noProof/>
-              </w:rPr>
-              <w:drawing>
-                <wp:inline distT="0" distB="0" distL="0" distR="0" wp14:anchorId="237FBC1C" wp14:editId="76603C36">
-                  <wp:extent cx="152400" cy="152400"/>
-                  <wp:effectExtent l="0" t="0" r="0" b="0"/>
-                  <wp:docPr id="50" name="Picture"/>
-                  <wp:cNvGraphicFramePr/>
-                  <a:graphic xmlns:a="http://schemas.openxmlformats.org/drawingml/2006/main">
-                    <a:graphicData uri="http://schemas.openxmlformats.org/drawingml/2006/picture">
-                      <pic:pic xmlns:pic="http://schemas.openxmlformats.org/drawingml/2006/picture">
-                        <pic:nvPicPr>
-                          <pic:cNvPr id="51" name="Picture" descr="/Applications/RStudio.app/Contents/Resources/app/quarto/share/formats/docx/tip.png"/>
-                          <pic:cNvPicPr>
-                            <a:picLocks noChangeAspect="1" noChangeArrowheads="1"/>
-                          </pic:cNvPicPr>
-                        </pic:nvPicPr>
-                        <pic:blipFill>
-                          <a:blip r:embed="rId9"/>
-                          <a:stretch>
-                            <a:fillRect/>
-                          </a:stretch>
-                        </pic:blipFill>
-                        <pic:spPr bwMode="auto">
-                          <a:xfrm>
-                            <a:off x="0" y="0"/>
-                            <a:ext cx="152400" cy="152400"/>
-                          </a:xfrm>
-                          <a:prstGeom prst="rect">
-                            <a:avLst/>
-                          </a:prstGeom>
-                          <a:noFill/>
-                          <a:ln w="9525">
-                            <a:noFill/>
-                            <a:headEnd/>
-                            <a:tailEnd/>
-                          </a:ln>
-                        </pic:spPr>
-                      </pic:pic>
-                    </a:graphicData>
-                  </a:graphic>
-                </wp:inline>
-              </w:drawing>
-            </w:r>
             <w:r>
               <w:t xml:space="preserve">  Answer</w:t>
             </w:r>
@@ -2649,6 +2267,9 @@
           <w:p>
             <w:pPr>
               <w:pStyle w:val="SourceCode"/>
+              <w:rPr>
+                <w:rStyle w:val="NormalTok"/>
+              </w:rPr>
             </w:pPr>
             <w:r>
               <w:rPr>
@@ -2666,33 +2287,33 @@
               <w:rPr>
                 <w:rStyle w:val="NormalTok"/>
               </w:rPr>
-              <w:t xml:space="preserve"> </w:t>
-            </w:r>
-            <w:proofErr w:type="gramStart"/>
+              <w:t xml:space="preserve"> Seurat</w:t>
+            </w:r>
+            <w:r>
+              <w:rPr>
+                <w:rStyle w:val="SpecialCharTok"/>
+              </w:rPr>
+              <w:t>::</w:t>
+            </w:r>
+            <w:r>
+              <w:rPr>
+                <w:rStyle w:val="FunctionTok"/>
+              </w:rPr>
+              <w:t>SCTransform</w:t>
+            </w:r>
             <w:r>
               <w:rPr>
                 <w:rStyle w:val="NormalTok"/>
               </w:rPr>
-              <w:t>Seurat</w:t>
-            </w:r>
-            <w:r>
-              <w:rPr>
-                <w:rStyle w:val="SpecialCharTok"/>
-              </w:rPr>
-              <w:t>::</w:t>
-            </w:r>
-            <w:proofErr w:type="gramEnd"/>
-            <w:r>
-              <w:rPr>
-                <w:rStyle w:val="FunctionTok"/>
-              </w:rPr>
-              <w:t>SCTransform</w:t>
-            </w:r>
-            <w:r>
-              <w:rPr>
-                <w:rStyle w:val="NormalTok"/>
-              </w:rPr>
               <w:t>(seu)</w:t>
+            </w:r>
+          </w:p>
+          <w:p>
+            <w:pPr>
+              <w:pStyle w:val="SourceCode"/>
+            </w:pPr>
+            <w:r>
+              <w:t>Code ends here</w:t>
             </w:r>
           </w:p>
           <w:p>
@@ -2758,13 +2379,14 @@
           <w:left w:w="144" w:type="dxa"/>
           <w:right w:w="144" w:type="dxa"/>
         </w:tblCellMar>
-        <w:tblLook w:val="0000" w:firstRow="0" w:lastRow="0" w:firstColumn="0" w:lastColumn="0" w:noHBand="0" w:noVBand="0"/>
+        <w:tblLook w:val="0020" w:firstRow="1" w:lastRow="0" w:firstColumn="0" w:lastColumn="0" w:noHBand="0" w:noVBand="0"/>
       </w:tblPr>
       <w:tblGrid>
-        <w:gridCol w:w="9648"/>
+        <w:gridCol w:w="9325"/>
       </w:tblGrid>
       <w:tr>
         <w:trPr>
+          <w:cnfStyle w:val="100000000000" w:firstRow="1" w:lastRow="0" w:firstColumn="0" w:lastColumn="0" w:oddVBand="0" w:evenVBand="0" w:oddHBand="0" w:evenHBand="0" w:firstRowFirstColumn="0" w:firstRowLastColumn="0" w:lastRowFirstColumn="0" w:lastRowLastColumn="0"/>
           <w:cantSplit/>
         </w:trPr>
         <w:tc>
@@ -2782,52 +2404,6 @@
               <w:spacing w:before="0" w:after="0"/>
               <w:textAlignment w:val="center"/>
             </w:pPr>
-            <w:r>
-              <w:rPr>
-                <w:noProof/>
-              </w:rPr>
-              <w:drawing>
-                <wp:inline distT="0" distB="0" distL="0" distR="0" wp14:anchorId="64F2CCBD" wp14:editId="51A568DE">
-                  <wp:extent cx="152400" cy="152400"/>
-                  <wp:effectExtent l="0" t="0" r="0" b="0"/>
-                  <wp:docPr id="52" name="Picture"/>
-                  <wp:cNvGraphicFramePr/>
-                  <a:graphic xmlns:a="http://schemas.openxmlformats.org/drawingml/2006/main">
-                    <a:graphicData uri="http://schemas.openxmlformats.org/drawingml/2006/picture">
-                      <pic:pic xmlns:pic="http://schemas.openxmlformats.org/drawingml/2006/picture">
-                        <pic:nvPicPr>
-                          <pic:cNvPr id="53" name="Picture" descr="/Applications/RStudio.app/Contents/Resources/app/quarto/share/formats/docx/warning.png"/>
-                          <pic:cNvPicPr>
-                            <a:picLocks noChangeAspect="1" noChangeArrowheads="1"/>
-                          </pic:cNvPicPr>
-                        </pic:nvPicPr>
-                        <pic:blipFill>
-                          <a:blip r:embed="rId11"/>
-                          <a:stretch>
-                            <a:fillRect/>
-                          </a:stretch>
-                        </pic:blipFill>
-                        <pic:spPr bwMode="auto">
-                          <a:xfrm>
-                            <a:off x="0" y="0"/>
-                            <a:ext cx="152400" cy="152400"/>
-                          </a:xfrm>
-                          <a:prstGeom prst="rect">
-                            <a:avLst/>
-                          </a:prstGeom>
-                          <a:noFill/>
-                          <a:ln w="9525">
-                            <a:noFill/>
-                            <a:headEnd/>
-                            <a:tailEnd/>
-                          </a:ln>
-                        </pic:spPr>
-                      </pic:pic>
-                    </a:graphicData>
-                  </a:graphic>
-                </wp:inline>
-              </w:drawing>
-            </w:r>
             <w:r>
               <w:t xml:space="preserve">  Warning</w:t>
             </w:r>
@@ -2852,6 +2428,7 @@
               <w:spacing w:before="16"/>
             </w:pPr>
             <w:r>
+              <w:lastRenderedPageBreak/>
               <w:t xml:space="preserve">Running </w:t>
             </w:r>
             <w:r>
@@ -2921,18 +2498,37 @@
           <w:p>
             <w:pPr>
               <w:pStyle w:val="SourceCode"/>
+              <w:rPr>
+                <w:rStyle w:val="StringTok"/>
+              </w:rPr>
             </w:pPr>
+            <w:proofErr w:type="spellStart"/>
             <w:r>
               <w:rPr>
                 <w:rStyle w:val="FunctionTok"/>
               </w:rPr>
               <w:t>DefaultAssay</w:t>
             </w:r>
+            <w:proofErr w:type="spellEnd"/>
             <w:r>
               <w:rPr>
                 <w:rStyle w:val="NormalTok"/>
               </w:rPr>
-              <w:t xml:space="preserve">(seu) </w:t>
+              <w:t>(</w:t>
+            </w:r>
+            <w:proofErr w:type="spellStart"/>
+            <w:r>
+              <w:rPr>
+                <w:rStyle w:val="NormalTok"/>
+              </w:rPr>
+              <w:t>seu</w:t>
+            </w:r>
+            <w:proofErr w:type="spellEnd"/>
+            <w:r>
+              <w:rPr>
+                <w:rStyle w:val="NormalTok"/>
+              </w:rPr>
+              <w:t xml:space="preserve">) </w:t>
             </w:r>
             <w:r>
               <w:rPr>
@@ -2951,6 +2547,14 @@
                 <w:rStyle w:val="StringTok"/>
               </w:rPr>
               <w:t>"RNA"</w:t>
+            </w:r>
+          </w:p>
+          <w:p>
+            <w:pPr>
+              <w:pStyle w:val="SourceCode"/>
+            </w:pPr>
+            <w:r>
+              <w:t>Code ends here</w:t>
             </w:r>
           </w:p>
         </w:tc>
@@ -2963,7 +2567,6 @@
       <w:bookmarkStart w:id="6" w:name="save-the-dataset-and-clear-environment"/>
       <w:bookmarkEnd w:id="5"/>
       <w:r>
-        <w:lastRenderedPageBreak/>
         <w:t>Save the dataset and clear environment</w:t>
       </w:r>
     </w:p>
@@ -2986,8 +2589,10 @@
     <w:p>
       <w:pPr>
         <w:pStyle w:val="SourceCode"/>
-      </w:pPr>
-      <w:proofErr w:type="gramStart"/>
+        <w:rPr>
+          <w:rStyle w:val="NormalTok"/>
+        </w:rPr>
+      </w:pPr>
       <w:r>
         <w:rPr>
           <w:rStyle w:val="FunctionTok"/>
@@ -2998,116 +2603,172 @@
         <w:rPr>
           <w:rStyle w:val="NormalTok"/>
         </w:rPr>
+        <w:t xml:space="preserve">(seu, </w:t>
+      </w:r>
+      <w:r>
+        <w:rPr>
+          <w:rStyle w:val="StringTok"/>
+        </w:rPr>
+        <w:t>"day2/seu_day2-1.rds"</w:t>
+      </w:r>
+      <w:r>
+        <w:rPr>
+          <w:rStyle w:val="NormalTok"/>
+        </w:rPr>
+        <w:t>)</w:t>
+      </w:r>
+    </w:p>
+    <w:p>
+      <w:pPr>
+        <w:pStyle w:val="SourceCode"/>
+      </w:pPr>
+      <w:r>
+        <w:t>Code ends here</w:t>
+      </w:r>
+    </w:p>
+    <w:p>
+      <w:pPr>
+        <w:pStyle w:val="FirstParagraph"/>
+      </w:pPr>
+      <w:r>
+        <w:t>Clear your environment:</w:t>
+      </w:r>
+    </w:p>
+    <w:p>
+      <w:pPr>
+        <w:pStyle w:val="BodyText"/>
+      </w:pPr>
+      <w:r>
+        <w:t>Code starts here:</w:t>
+      </w:r>
+    </w:p>
+    <w:p>
+      <w:pPr>
+        <w:pStyle w:val="SourceCode"/>
+        <w:rPr>
+          <w:rStyle w:val="NormalTok"/>
+          <w:lang w:val="de-CH"/>
+        </w:rPr>
+      </w:pPr>
+      <w:proofErr w:type="spellStart"/>
+      <w:r>
+        <w:rPr>
+          <w:rStyle w:val="FunctionTok"/>
+          <w:lang w:val="de-CH"/>
+        </w:rPr>
+        <w:t>rm</w:t>
+      </w:r>
+      <w:proofErr w:type="spellEnd"/>
+      <w:r>
+        <w:rPr>
+          <w:rStyle w:val="NormalTok"/>
+          <w:lang w:val="de-CH"/>
+        </w:rPr>
         <w:t>(</w:t>
       </w:r>
-      <w:proofErr w:type="gramEnd"/>
-      <w:r>
-        <w:rPr>
-          <w:rStyle w:val="NormalTok"/>
-        </w:rPr>
-        <w:t xml:space="preserve">seu, </w:t>
-      </w:r>
-      <w:r>
-        <w:rPr>
-          <w:rStyle w:val="StringTok"/>
-        </w:rPr>
-        <w:t>"day2/seu_day2-1.rds"</w:t>
-      </w:r>
-      <w:r>
-        <w:rPr>
-          <w:rStyle w:val="NormalTok"/>
-        </w:rPr>
-        <w:t>)</w:t>
-      </w:r>
-    </w:p>
-    <w:p>
-      <w:pPr>
-        <w:pStyle w:val="FirstParagraph"/>
-      </w:pPr>
-      <w:r>
-        <w:t>Clear your environment:</w:t>
-      </w:r>
-    </w:p>
-    <w:p>
-      <w:pPr>
-        <w:pStyle w:val="BodyText"/>
-      </w:pPr>
-      <w:r>
-        <w:t>Code starts here:</w:t>
-      </w:r>
-    </w:p>
-    <w:p>
-      <w:pPr>
-        <w:pStyle w:val="SourceCode"/>
-      </w:pPr>
+      <w:proofErr w:type="spellStart"/>
+      <w:r>
+        <w:rPr>
+          <w:rStyle w:val="AttributeTok"/>
+          <w:lang w:val="de-CH"/>
+        </w:rPr>
+        <w:t>list</w:t>
+      </w:r>
+      <w:proofErr w:type="spellEnd"/>
+      <w:r>
+        <w:rPr>
+          <w:rStyle w:val="AttributeTok"/>
+          <w:lang w:val="de-CH"/>
+        </w:rPr>
+        <w:t xml:space="preserve"> =</w:t>
+      </w:r>
+      <w:r>
+        <w:rPr>
+          <w:rStyle w:val="NormalTok"/>
+          <w:lang w:val="de-CH"/>
+        </w:rPr>
+        <w:t xml:space="preserve"> </w:t>
+      </w:r>
+      <w:proofErr w:type="spellStart"/>
       <w:r>
         <w:rPr>
           <w:rStyle w:val="FunctionTok"/>
-        </w:rPr>
-        <w:t>rm</w:t>
-      </w:r>
-      <w:r>
-        <w:rPr>
-          <w:rStyle w:val="NormalTok"/>
-        </w:rPr>
-        <w:t>(</w:t>
-      </w:r>
-      <w:r>
-        <w:rPr>
-          <w:rStyle w:val="AttributeTok"/>
-        </w:rPr>
-        <w:t>list =</w:t>
-      </w:r>
-      <w:r>
-        <w:rPr>
-          <w:rStyle w:val="NormalTok"/>
-        </w:rPr>
-        <w:t xml:space="preserve"> </w:t>
-      </w:r>
+          <w:lang w:val="de-CH"/>
+        </w:rPr>
+        <w:t>ls</w:t>
+      </w:r>
+      <w:proofErr w:type="spellEnd"/>
+      <w:r>
+        <w:rPr>
+          <w:rStyle w:val="NormalTok"/>
+          <w:lang w:val="de-CH"/>
+        </w:rPr>
+        <w:t>())</w:t>
+      </w:r>
+      <w:r>
+        <w:rPr>
+          <w:lang w:val="de-CH"/>
+        </w:rPr>
+        <w:br/>
+      </w:r>
+      <w:proofErr w:type="spellStart"/>
       <w:r>
         <w:rPr>
           <w:rStyle w:val="FunctionTok"/>
-        </w:rPr>
-        <w:t>ls</w:t>
-      </w:r>
-      <w:r>
-        <w:rPr>
-          <w:rStyle w:val="NormalTok"/>
-        </w:rPr>
-        <w:t>())</w:t>
-      </w:r>
-      <w:r>
+          <w:lang w:val="de-CH"/>
+        </w:rPr>
+        <w:t>gc</w:t>
+      </w:r>
+      <w:proofErr w:type="spellEnd"/>
+      <w:r>
+        <w:rPr>
+          <w:rStyle w:val="NormalTok"/>
+          <w:lang w:val="de-CH"/>
+        </w:rPr>
+        <w:t>()</w:t>
+      </w:r>
+      <w:r>
+        <w:rPr>
+          <w:lang w:val="de-CH"/>
+        </w:rPr>
         <w:br/>
       </w:r>
       <w:r>
         <w:rPr>
           <w:rStyle w:val="FunctionTok"/>
-        </w:rPr>
-        <w:t>gc</w:t>
-      </w:r>
-      <w:r>
-        <w:rPr>
-          <w:rStyle w:val="NormalTok"/>
-        </w:rPr>
-        <w:t>()</w:t>
-      </w:r>
-      <w:r>
-        <w:br/>
-      </w:r>
+          <w:lang w:val="de-CH"/>
+        </w:rPr>
+        <w:t>.</w:t>
+      </w:r>
+      <w:proofErr w:type="spellStart"/>
       <w:r>
         <w:rPr>
           <w:rStyle w:val="FunctionTok"/>
-        </w:rPr>
-        <w:t>.rs.restartR</w:t>
-      </w:r>
-      <w:r>
-        <w:rPr>
-          <w:rStyle w:val="NormalTok"/>
+          <w:lang w:val="de-CH"/>
+        </w:rPr>
+        <w:t>rs.restartR</w:t>
+      </w:r>
+      <w:proofErr w:type="spellEnd"/>
+      <w:r>
+        <w:rPr>
+          <w:rStyle w:val="NormalTok"/>
+          <w:lang w:val="de-CH"/>
         </w:rPr>
         <w:t>()</w:t>
       </w:r>
       <w:bookmarkEnd w:id="2"/>
       <w:bookmarkEnd w:id="6"/>
+    </w:p>
+    <w:p>
+      <w:pPr>
+        <w:pStyle w:val="SourceCode"/>
+        <w:rPr>
+          <w:lang w:val="de-CH"/>
+        </w:rPr>
+      </w:pPr>
+      <w:r>
+        <w:t>Code ends here</w:t>
+      </w:r>
     </w:p>
     <w:sectPr>
       <w:pgSz w:w="12240" w:h="15840"/>
